--- a/klagomål/A 12424-2024 FSC-klagomål.docx
+++ b/klagomål/A 12424-2024 FSC-klagomål.docx
@@ -697,7 +697,7 @@
     <w:r>
       <w:tab/>
       <w:tab/>
-      <w:t>2026-06-18</w:t>
+      <w:t>2026-06-19</w:t>
       <w:br/>
       <w:br/>
     </w:r>

--- a/klagomål/A 12424-2024 FSC-klagomål.docx
+++ b/klagomål/A 12424-2024 FSC-klagomål.docx
@@ -697,7 +697,7 @@
     <w:r>
       <w:tab/>
       <w:tab/>
-      <w:t>2026-06-19</w:t>
+      <w:t>2026-06-20</w:t>
       <w:br/>
       <w:br/>
     </w:r>

--- a/klagomål/A 12424-2024 FSC-klagomål.docx
+++ b/klagomål/A 12424-2024 FSC-klagomål.docx
@@ -168,38 +168,7 @@
     </w:p>
     <w:p>
       <w:r>
-        <w:t>Detta dokument behandlar höga naturvärden i avverkningsanmälan A 12424-2024 i Tierps kommun som inkom 2024-03-28 och omfattar 11,6 ha.</w:t>
-      </w:r>
-    </w:p>
-    <w:p>
-      <w:r>
-        <w:t>Nedan presenteras fynd av naturvårdsarter som gjorts i det avverkningsanmälda området, samt relevanta utdrag ur standarderna för FSC, Chain of Custody, Controlled Wood och PEFC.</w:t>
-      </w:r>
-    </w:p>
-    <w:p>
-      <w:r>
-        <w:t>Vi förväntar oss att ni återkommer med ett skriftligt svar på vårt klagomål och även beskriver vilka korrigerande åtgärder ni satt in för att rätta till identifierade brister i er efterlevnad av den svenska FSC standarden.</w:t>
-      </w:r>
-    </w:p>
-    <w:p>
-      <w:pPr>
-        <w:pStyle w:val="Heading1"/>
-      </w:pPr>
-      <w:r>
-        <w:t>Naturvårdsarter</w:t>
-      </w:r>
-    </w:p>
-    <w:p>
-      <w:r>
-        <w:t>Inom 23 meter från avverkningsanmälan har följande 4 naturvårdsarter hittats: violgubbe (EN), fyrflikig jordstjärna (NT, T), anisspindling (S) och olivspindling (S). Av dessa är 2 rödlistade. För rödlistade arter har rödlistekategorin angivits inom parentes. Arter som är signalarter enligt Skogsstyrelsen har markerats med (S). Typiska arter inom Natura 2000 som är kopplade till skogsekosystem har markerats med (T).</w:t>
-      </w:r>
-    </w:p>
-    <w:p>
-      <w:r>
-        <w:t>De påträffade naturvårdsarterna är ett tydligt kvitto på att det rör sig om en skog med höga naturvärden.</w:t>
-      </w:r>
-      <w:r>
-        <w:t xml:space="preserve"> I Figur 1 visas fyndplatser för naturvårdsarter i området, som finns registrerade på Artportalen.</w:t>
+        <w:t>Detta klagomål behandlar höga naturvärden i avverkningsanmälan A 12424-2024 i Tierps kommun som inkom 2024-03-28 och omfattar 11,6 ha.</w:t>
       </w:r>
     </w:p>
     <w:p>
@@ -209,7 +178,7 @@
       <w:r>
         <w:drawing>
           <wp:inline xmlns:a="http://schemas.openxmlformats.org/drawingml/2006/main" xmlns:pic="http://schemas.openxmlformats.org/drawingml/2006/picture">
-            <wp:extent cx="5396831" cy="5688000"/>
+            <wp:extent cx="5430988" cy="5724000"/>
             <wp:docPr id="1" name="Picture 1"/>
             <wp:cNvGraphicFramePr>
               <a:graphicFrameLocks noChangeAspect="1"/>
@@ -230,7 +199,7 @@
                   <pic:spPr>
                     <a:xfrm>
                       <a:off x="0" y="0"/>
-                      <a:ext cx="5396831" cy="5688000"/>
+                      <a:ext cx="5430988" cy="5724000"/>
                     </a:xfrm>
                     <a:prstGeom prst="rect"/>
                   </pic:spPr>
@@ -247,7 +216,46 @@
         <w:spacing w:after="240"/>
       </w:pPr>
       <w:r>
-        <w:t>Figur 1. Fyndplatser för naturvårdsarter inom 23 meter från avverkningsanmälan (röd linje). Markörer utan svart kant är placerade på fyndplatsen. Markörer med svart kant är placerade vid sidan av fyndplatsen och har ett svart streck som visar fyndplatsens exakta position. Kartans mittpunktskoordinat är N 6713682, E 651537 i SWEREF 99 TM.</w:t>
+        <w:t>Figur 1. Fyndplatser för naturvårdsarter inom 23 meter från avverkningsanmälan. Markörer utan svart kant är placerade på fyndplatsen. Markörer med svart kant är placerade vid sidan av fyndplatsen har ett svart streck som visar fyndplatsens exakta position. Kartans mittpunktskoordinat är N 6713682, E 651537 i SWEREF 99 TM.</w:t>
+      </w:r>
+    </w:p>
+    <w:p>
+      <w:r>
+        <w:t>Inom 23 meter från avverkningsanmälan finns fynd av 4 naturvårdsarter, varav 2 är rödlistade, 1 är typisk (T) och 2 är signalarter (S): violgubbe (EN), fyrflikig jordstjärna (NT, T), anisspindling (S) och olivspindling (S). Se Figur 1.</w:t>
+      </w:r>
+    </w:p>
+    <w:p>
+      <w:r>
+        <w:t>Nedan presenteras relevanta utdrag ur standarderna för FSC, Chain of Custody, Controlled Wood och PEFC.</w:t>
+      </w:r>
+    </w:p>
+    <w:p>
+      <w:r>
+        <w:t>Vi förväntar oss att ni återkommer med ett skriftligt svar på vårt klagomål och även beskriver vilka korrigerande åtgärder ni satt in för att rätta till identifierade brister i er efterlevnad av den svenska FSC standarden.</w:t>
+      </w:r>
+    </w:p>
+    <w:p>
+      <w:pPr>
+        <w:pStyle w:val="Heading1"/>
+      </w:pPr>
+      <w:r>
+        <w:t>Naturvårdsarter och fridlysta arter</w:t>
+      </w:r>
+    </w:p>
+    <w:p>
+      <w:r>
+        <w:t>Nedan följer beskrivningar av de naturvårdsarter och fridlysta arter som har sina livsmiljöer och växtplatser i den avverkningsanmälda skogen. De påträffade naturvårdsarterna är ett tydligt kvitto på att det rör sig om en skog med höga naturvärden.</w:t>
+      </w:r>
+    </w:p>
+    <w:p>
+      <w:r>
+        <w:rPr>
+          <w:b/>
+        </w:rPr>
+        <w:t>Violgubbe (EN)</w:t>
+      </w:r>
+      <w:r>
+        <w:t xml:space="preserve"> är en starkt hotad art som bildar mykorrhiza med gran och bok och ev. andra trädslag i äldre ängsgran- och ängsbokskog med lång kontinuitet, främst på kalkrik mark. Arten är placerad högst upp i Skogsstyrelsens värdepyramid för bedömning av skog med höga naturvärden och indikerar alltid skogsområden med höga naturvärden. Det största hotet mot arten är skogsavverkning och den omfattas av ett åtgärdsprogram för hotade arter (ÅGP). Violgubben överlever inte en slutavverkning och verkar dessutom ha svårt att etablera sig i yngre skogsbestånd (SLU Artdatabanken, 2026; Nitare &amp; Skogsstyrelsen, 2019; Aronsson, 2006).</w:t>
       </w:r>
     </w:p>
     <w:p>
@@ -279,17 +287,6 @@
       </w:r>
       <w:r>
         <w:t xml:space="preserve"> växer uteslutande på näringsrik och kalkhaltig skogsmark där den huvudsakligen bildar mykorrhiza med gran och tall. Svampen är en typisk representant för kalkgranskogens särpräglade och rika svampflora. Kalavverkning är ett hot mot arten, eftersom den sannolikt kräver lång kontinuitet av äldre träd. Populationerna i landet bedöms därför minska beroende på slutavverkning av äldre barrskog på kalkhaltig mark (SLU Artdatabanken, 2024; Nitare &amp; Skogsstyrelsen, 2019).</w:t>
-      </w:r>
-    </w:p>
-    <w:p>
-      <w:r>
-        <w:rPr>
-          <w:b/>
-        </w:rPr>
-        <w:t>Violgubbe (EN)</w:t>
-      </w:r>
-      <w:r>
-        <w:t xml:space="preserve"> är en starkt hotad art som bildar mykorrhiza med gran och bok och ev. andra trädslag i äldre ängsgran- och ängsbokskog med lång kontinuitet, främst på kalkrik mark. Arten är placerad högst upp i Skogsstyrelsens värdepyramid för bedömning av skog med höga naturvärden och indikerar alltid skogsområden med höga naturvärden. Det största hotet mot arten är skogsavverkning och den omfattas av ett åtgärdsprogram för hotade arter (ÅGP). Violgubben överlever inte en slutavverkning och verkar dessutom ha svårt att etablera sig i yngre skogsbestånd (SLU Artdatabanken, 2026; Nitare &amp; Skogsstyrelsen, 2019; Aronsson, 2006).</w:t>
       </w:r>
     </w:p>
     <w:p>
@@ -697,7 +694,7 @@
     <w:r>
       <w:tab/>
       <w:tab/>
-      <w:t>2026-06-20</w:t>
+      <w:t>2026-06-21</w:t>
       <w:br/>
       <w:br/>
     </w:r>

--- a/klagomål/A 12424-2024 FSC-klagomål.docx
+++ b/klagomål/A 12424-2024 FSC-klagomål.docx
@@ -694,7 +694,7 @@
     <w:r>
       <w:tab/>
       <w:tab/>
-      <w:t>2026-06-21</w:t>
+      <w:t>2026-06-22</w:t>
       <w:br/>
       <w:br/>
     </w:r>

--- a/klagomål/A 12424-2024 FSC-klagomål.docx
+++ b/klagomål/A 12424-2024 FSC-klagomål.docx
@@ -694,7 +694,7 @@
     <w:r>
       <w:tab/>
       <w:tab/>
-      <w:t>2026-06-22</w:t>
+      <w:t>2026-06-23</w:t>
       <w:br/>
       <w:br/>
     </w:r>

--- a/klagomål/A 12424-2024 FSC-klagomål.docx
+++ b/klagomål/A 12424-2024 FSC-klagomål.docx
@@ -694,7 +694,7 @@
     <w:r>
       <w:tab/>
       <w:tab/>
-      <w:t>2026-06-23</w:t>
+      <w:t>2026-06-24</w:t>
       <w:br/>
       <w:br/>
     </w:r>

--- a/klagomål/A 12424-2024 FSC-klagomål.docx
+++ b/klagomål/A 12424-2024 FSC-klagomål.docx
@@ -694,7 +694,7 @@
     <w:r>
       <w:tab/>
       <w:tab/>
-      <w:t>2026-06-24</w:t>
+      <w:t>2026-06-25</w:t>
       <w:br/>
       <w:br/>
     </w:r>

--- a/klagomål/A 12424-2024 FSC-klagomål.docx
+++ b/klagomål/A 12424-2024 FSC-klagomål.docx
@@ -694,7 +694,7 @@
     <w:r>
       <w:tab/>
       <w:tab/>
-      <w:t>2026-06-25</w:t>
+      <w:t>2026-06-26</w:t>
       <w:br/>
       <w:br/>
     </w:r>

--- a/klagomål/A 12424-2024 FSC-klagomål.docx
+++ b/klagomål/A 12424-2024 FSC-klagomål.docx
@@ -694,7 +694,7 @@
     <w:r>
       <w:tab/>
       <w:tab/>
-      <w:t>2026-06-26</w:t>
+      <w:t>2026-06-27</w:t>
       <w:br/>
       <w:br/>
     </w:r>

--- a/klagomål/A 12424-2024 FSC-klagomål.docx
+++ b/klagomål/A 12424-2024 FSC-klagomål.docx
@@ -694,7 +694,7 @@
     <w:r>
       <w:tab/>
       <w:tab/>
-      <w:t>2026-06-27</w:t>
+      <w:t>2026-06-28</w:t>
       <w:br/>
       <w:br/>
     </w:r>

--- a/klagomål/A 12424-2024 FSC-klagomål.docx
+++ b/klagomål/A 12424-2024 FSC-klagomål.docx
@@ -694,7 +694,7 @@
     <w:r>
       <w:tab/>
       <w:tab/>
-      <w:t>2026-06-28</w:t>
+      <w:t>2026-06-29</w:t>
       <w:br/>
       <w:br/>
     </w:r>

--- a/klagomål/A 12424-2024 FSC-klagomål.docx
+++ b/klagomål/A 12424-2024 FSC-klagomål.docx
@@ -694,7 +694,7 @@
     <w:r>
       <w:tab/>
       <w:tab/>
-      <w:t>2026-06-29</w:t>
+      <w:t>2026-06-30</w:t>
       <w:br/>
       <w:br/>
     </w:r>

--- a/klagomål/A 12424-2024 FSC-klagomål.docx
+++ b/klagomål/A 12424-2024 FSC-klagomål.docx
@@ -694,7 +694,7 @@
     <w:r>
       <w:tab/>
       <w:tab/>
-      <w:t>2026-06-30</w:t>
+      <w:t>2026-07-01</w:t>
       <w:br/>
       <w:br/>
     </w:r>

--- a/klagomål/A 12424-2024 FSC-klagomål.docx
+++ b/klagomål/A 12424-2024 FSC-klagomål.docx
@@ -694,7 +694,7 @@
     <w:r>
       <w:tab/>
       <w:tab/>
-      <w:t>2026-07-01</w:t>
+      <w:t>2026-07-02</w:t>
       <w:br/>
       <w:br/>
     </w:r>

--- a/klagomål/A 12424-2024 FSC-klagomål.docx
+++ b/klagomål/A 12424-2024 FSC-klagomål.docx
@@ -694,7 +694,7 @@
     <w:r>
       <w:tab/>
       <w:tab/>
-      <w:t>2026-07-13</w:t>
+      <w:t>2026-07-14</w:t>
       <w:br/>
       <w:br/>
     </w:r>

--- a/klagomål/A 12424-2024 FSC-klagomål.docx
+++ b/klagomål/A 12424-2024 FSC-klagomål.docx
@@ -694,7 +694,7 @@
     <w:r>
       <w:tab/>
       <w:tab/>
-      <w:t>2026-07-14</w:t>
+      <w:t>2026-07-15</w:t>
       <w:br/>
       <w:br/>
     </w:r>

--- a/klagomål/A 12424-2024 FSC-klagomål.docx
+++ b/klagomål/A 12424-2024 FSC-klagomål.docx
@@ -694,7 +694,7 @@
     <w:r>
       <w:tab/>
       <w:tab/>
-      <w:t>2026-07-15</w:t>
+      <w:t>2026-07-16</w:t>
       <w:br/>
       <w:br/>
     </w:r>

--- a/klagomål/A 12424-2024 FSC-klagomål.docx
+++ b/klagomål/A 12424-2024 FSC-klagomål.docx
@@ -694,7 +694,7 @@
     <w:r>
       <w:tab/>
       <w:tab/>
-      <w:t>2026-07-16</w:t>
+      <w:t>2026-07-17</w:t>
       <w:br/>
       <w:br/>
     </w:r>

--- a/klagomål/A 12424-2024 FSC-klagomål.docx
+++ b/klagomål/A 12424-2024 FSC-klagomål.docx
@@ -694,7 +694,7 @@
     <w:r>
       <w:tab/>
       <w:tab/>
-      <w:t>2026-07-17</w:t>
+      <w:t>2026-07-18</w:t>
       <w:br/>
       <w:br/>
     </w:r>

--- a/klagomål/A 12424-2024 FSC-klagomål.docx
+++ b/klagomål/A 12424-2024 FSC-klagomål.docx
@@ -694,7 +694,7 @@
     <w:r>
       <w:tab/>
       <w:tab/>
-      <w:t>2026-07-18</w:t>
+      <w:t>2026-07-19</w:t>
       <w:br/>
       <w:br/>
     </w:r>

--- a/klagomål/A 12424-2024 FSC-klagomål.docx
+++ b/klagomål/A 12424-2024 FSC-klagomål.docx
@@ -694,7 +694,7 @@
     <w:r>
       <w:tab/>
       <w:tab/>
-      <w:t>2026-07-19</w:t>
+      <w:t>2026-07-20</w:t>
       <w:br/>
       <w:br/>
     </w:r>

--- a/klagomål/A 12424-2024 FSC-klagomål.docx
+++ b/klagomål/A 12424-2024 FSC-klagomål.docx
@@ -694,7 +694,7 @@
     <w:r>
       <w:tab/>
       <w:tab/>
-      <w:t>2026-07-20</w:t>
+      <w:t>2026-07-21</w:t>
       <w:br/>
       <w:br/>
     </w:r>

--- a/klagomål/A 12424-2024 FSC-klagomål.docx
+++ b/klagomål/A 12424-2024 FSC-klagomål.docx
@@ -694,7 +694,7 @@
     <w:r>
       <w:tab/>
       <w:tab/>
-      <w:t>2026-07-21</w:t>
+      <w:t>2026-07-22</w:t>
       <w:br/>
       <w:br/>
     </w:r>

--- a/klagomål/A 12424-2024 FSC-klagomål.docx
+++ b/klagomål/A 12424-2024 FSC-klagomål.docx
@@ -694,7 +694,7 @@
     <w:r>
       <w:tab/>
       <w:tab/>
-      <w:t>2026-07-22</w:t>
+      <w:t>2026-07-23</w:t>
       <w:br/>
       <w:br/>
     </w:r>

--- a/klagomål/A 12424-2024 FSC-klagomål.docx
+++ b/klagomål/A 12424-2024 FSC-klagomål.docx
@@ -694,7 +694,7 @@
     <w:r>
       <w:tab/>
       <w:tab/>
-      <w:t>2026-07-23</w:t>
+      <w:t>2026-07-24</w:t>
       <w:br/>
       <w:br/>
     </w:r>

--- a/klagomål/A 12424-2024 FSC-klagomål.docx
+++ b/klagomål/A 12424-2024 FSC-klagomål.docx
@@ -694,7 +694,7 @@
     <w:r>
       <w:tab/>
       <w:tab/>
-      <w:t>2026-07-24</w:t>
+      <w:t>2026-07-25</w:t>
       <w:br/>
       <w:br/>
     </w:r>

--- a/klagomål/A 12424-2024 FSC-klagomål.docx
+++ b/klagomål/A 12424-2024 FSC-klagomål.docx
@@ -694,7 +694,7 @@
     <w:r>
       <w:tab/>
       <w:tab/>
-      <w:t>2026-07-25</w:t>
+      <w:t>2026-07-26</w:t>
       <w:br/>
       <w:br/>
     </w:r>

--- a/klagomål/A 12424-2024 FSC-klagomål.docx
+++ b/klagomål/A 12424-2024 FSC-klagomål.docx
@@ -694,7 +694,7 @@
     <w:r>
       <w:tab/>
       <w:tab/>
-      <w:t>2026-07-26</w:t>
+      <w:t>2026-07-27</w:t>
       <w:br/>
       <w:br/>
     </w:r>

--- a/klagomål/A 12424-2024 FSC-klagomål.docx
+++ b/klagomål/A 12424-2024 FSC-klagomål.docx
@@ -694,7 +694,7 @@
     <w:r>
       <w:tab/>
       <w:tab/>
-      <w:t>2026-07-27</w:t>
+      <w:t>2026-07-28</w:t>
       <w:br/>
       <w:br/>
     </w:r>

--- a/klagomål/A 12424-2024 FSC-klagomål.docx
+++ b/klagomål/A 12424-2024 FSC-klagomål.docx
@@ -694,7 +694,7 @@
     <w:r>
       <w:tab/>
       <w:tab/>
-      <w:t>2026-07-28</w:t>
+      <w:t>2026-07-29</w:t>
       <w:br/>
       <w:br/>
     </w:r>

--- a/klagomål/A 12424-2024 FSC-klagomål.docx
+++ b/klagomål/A 12424-2024 FSC-klagomål.docx
@@ -694,7 +694,7 @@
     <w:r>
       <w:tab/>
       <w:tab/>
-      <w:t>2026-07-29</w:t>
+      <w:t>2026-07-30</w:t>
       <w:br/>
       <w:br/>
     </w:r>

--- a/klagomål/A 12424-2024 FSC-klagomål.docx
+++ b/klagomål/A 12424-2024 FSC-klagomål.docx
@@ -694,7 +694,7 @@
     <w:r>
       <w:tab/>
       <w:tab/>
-      <w:t>2026-07-30</w:t>
+      <w:t>2026-07-31</w:t>
       <w:br/>
       <w:br/>
     </w:r>

--- a/klagomål/A 12424-2024 FSC-klagomål.docx
+++ b/klagomål/A 12424-2024 FSC-klagomål.docx
@@ -694,7 +694,7 @@
     <w:r>
       <w:tab/>
       <w:tab/>
-      <w:t>2026-07-31</w:t>
+      <w:t>2026-08-01</w:t>
       <w:br/>
       <w:br/>
     </w:r>

--- a/klagomål/A 12424-2024 FSC-klagomål.docx
+++ b/klagomål/A 12424-2024 FSC-klagomål.docx
@@ -694,7 +694,7 @@
     <w:r>
       <w:tab/>
       <w:tab/>
-      <w:t>2026-08-01</w:t>
+      <w:t>2026-08-02</w:t>
       <w:br/>
       <w:br/>
     </w:r>

--- a/klagomål/A 12424-2024 FSC-klagomål.docx
+++ b/klagomål/A 12424-2024 FSC-klagomål.docx
@@ -694,7 +694,7 @@
     <w:r>
       <w:tab/>
       <w:tab/>
-      <w:t>2026-08-02</w:t>
+      <w:t>2026-08-03</w:t>
       <w:br/>
       <w:br/>
     </w:r>

--- a/klagomål/A 12424-2024 FSC-klagomål.docx
+++ b/klagomål/A 12424-2024 FSC-klagomål.docx
@@ -694,7 +694,7 @@
     <w:r>
       <w:tab/>
       <w:tab/>
-      <w:t>2026-08-03</w:t>
+      <w:t>2026-08-05</w:t>
       <w:br/>
       <w:br/>
     </w:r>

--- a/klagomål/A 12424-2024 FSC-klagomål.docx
+++ b/klagomål/A 12424-2024 FSC-klagomål.docx
@@ -694,7 +694,7 @@
     <w:r>
       <w:tab/>
       <w:tab/>
-      <w:t>2026-08-05</w:t>
+      <w:t>2026-08-07</w:t>
       <w:br/>
       <w:br/>
     </w:r>

--- a/klagomål/A 12424-2024 FSC-klagomål.docx
+++ b/klagomål/A 12424-2024 FSC-klagomål.docx
@@ -694,7 +694,7 @@
     <w:r>
       <w:tab/>
       <w:tab/>
-      <w:t>2026-08-07</w:t>
+      <w:t>2026-08-08</w:t>
       <w:br/>
       <w:br/>
     </w:r>

--- a/klagomål/A 12424-2024 FSC-klagomål.docx
+++ b/klagomål/A 12424-2024 FSC-klagomål.docx
@@ -216,7 +216,7 @@
         <w:spacing w:after="240"/>
       </w:pPr>
       <w:r>
-        <w:t>Figur 1. Fyndplatser för naturvårdsarter inom 23 meter från avverkningsanmälan. Markörer utan svart kant är placerade på fyndplatsen. Markörer med svart kant är placerade vid sidan av fyndplatsen har ett svart streck som visar fyndplatsens exakta position. Kartans mittpunktskoordinat är N 6713682, E 651537 i SWEREF 99 TM.</w:t>
+        <w:t>Figur 1. Fyndplatser för naturvårdsarter inom 23 meter från avverkningsanmälan. Markörer utan svart kant är placerade på fyndplatsen. Markörer med svart kant är placerade vid sidan av fyndplatsen och har ett svart streck som visar fyndplatsens exakta position. Kartans mittpunktskoordinat är N 6713682, E 651537 i SWEREF 99 TM.</w:t>
       </w:r>
     </w:p>
     <w:p>
@@ -694,7 +694,7 @@
     <w:r>
       <w:tab/>
       <w:tab/>
-      <w:t>2026-08-14</w:t>
+      <w:t>2026-08-15</w:t>
       <w:br/>
       <w:br/>
     </w:r>

--- a/klagomål/A 12424-2024 FSC-klagomål.docx
+++ b/klagomål/A 12424-2024 FSC-klagomål.docx
@@ -694,7 +694,7 @@
     <w:r>
       <w:tab/>
       <w:tab/>
-      <w:t>2026-08-15</w:t>
+      <w:t>2026-08-16</w:t>
       <w:br/>
       <w:br/>
     </w:r>

--- a/klagomål/A 12424-2024 FSC-klagomål.docx
+++ b/klagomål/A 12424-2024 FSC-klagomål.docx
@@ -694,7 +694,7 @@
     <w:r>
       <w:tab/>
       <w:tab/>
-      <w:t>2026-08-16</w:t>
+      <w:t>2026-08-17</w:t>
       <w:br/>
       <w:br/>
     </w:r>

--- a/klagomål/A 12424-2024 FSC-klagomål.docx
+++ b/klagomål/A 12424-2024 FSC-klagomål.docx
@@ -694,7 +694,7 @@
     <w:r>
       <w:tab/>
       <w:tab/>
-      <w:t>2026-08-17</w:t>
+      <w:t>2026-08-18</w:t>
       <w:br/>
       <w:br/>
     </w:r>

--- a/klagomål/A 12424-2024 FSC-klagomål.docx
+++ b/klagomål/A 12424-2024 FSC-klagomål.docx
@@ -694,7 +694,7 @@
     <w:r>
       <w:tab/>
       <w:tab/>
-      <w:t>2026-08-18</w:t>
+      <w:t>2026-08-19</w:t>
       <w:br/>
       <w:br/>
     </w:r>

--- a/klagomål/A 12424-2024 FSC-klagomål.docx
+++ b/klagomål/A 12424-2024 FSC-klagomål.docx
@@ -694,7 +694,7 @@
     <w:r>
       <w:tab/>
       <w:tab/>
-      <w:t>2026-08-19</w:t>
+      <w:t>2026-08-20</w:t>
       <w:br/>
       <w:br/>
     </w:r>

--- a/klagomål/A 12424-2024 FSC-klagomål.docx
+++ b/klagomål/A 12424-2024 FSC-klagomål.docx
@@ -694,7 +694,7 @@
     <w:r>
       <w:tab/>
       <w:tab/>
-      <w:t>2026-08-20</w:t>
+      <w:t>2026-08-21</w:t>
       <w:br/>
       <w:br/>
     </w:r>

--- a/klagomål/A 12424-2024 FSC-klagomål.docx
+++ b/klagomål/A 12424-2024 FSC-klagomål.docx
@@ -694,7 +694,7 @@
     <w:r>
       <w:tab/>
       <w:tab/>
-      <w:t>2026-08-21</w:t>
+      <w:t>2026-08-22</w:t>
       <w:br/>
       <w:br/>
     </w:r>

--- a/klagomål/A 12424-2024 FSC-klagomål.docx
+++ b/klagomål/A 12424-2024 FSC-klagomål.docx
@@ -694,7 +694,7 @@
     <w:r>
       <w:tab/>
       <w:tab/>
-      <w:t>2026-08-22</w:t>
+      <w:t>2026-08-23</w:t>
       <w:br/>
       <w:br/>
     </w:r>

--- a/klagomål/A 12424-2024 FSC-klagomål.docx
+++ b/klagomål/A 12424-2024 FSC-klagomål.docx
@@ -694,7 +694,7 @@
     <w:r>
       <w:tab/>
       <w:tab/>
-      <w:t>2026-08-23</w:t>
+      <w:t>2026-08-24</w:t>
       <w:br/>
       <w:br/>
     </w:r>

--- a/klagomål/A 12424-2024 FSC-klagomål.docx
+++ b/klagomål/A 12424-2024 FSC-klagomål.docx
@@ -694,7 +694,7 @@
     <w:r>
       <w:tab/>
       <w:tab/>
-      <w:t>2026-08-24</w:t>
+      <w:t>2026-08-25</w:t>
       <w:br/>
       <w:br/>
     </w:r>

--- a/klagomål/A 12424-2024 FSC-klagomål.docx
+++ b/klagomål/A 12424-2024 FSC-klagomål.docx
@@ -694,7 +694,7 @@
     <w:r>
       <w:tab/>
       <w:tab/>
-      <w:t>2026-08-25</w:t>
+      <w:t>2026-08-26</w:t>
       <w:br/>
       <w:br/>
     </w:r>

--- a/klagomål/A 12424-2024 FSC-klagomål.docx
+++ b/klagomål/A 12424-2024 FSC-klagomål.docx
@@ -694,7 +694,7 @@
     <w:r>
       <w:tab/>
       <w:tab/>
-      <w:t>2026-08-26</w:t>
+      <w:t>2026-08-27</w:t>
       <w:br/>
       <w:br/>
     </w:r>

--- a/klagomål/A 12424-2024 FSC-klagomål.docx
+++ b/klagomål/A 12424-2024 FSC-klagomål.docx
@@ -694,7 +694,7 @@
     <w:r>
       <w:tab/>
       <w:tab/>
-      <w:t>2026-08-27</w:t>
+      <w:t>2026-08-28</w:t>
       <w:br/>
       <w:br/>
     </w:r>

--- a/klagomål/A 12424-2024 FSC-klagomål.docx
+++ b/klagomål/A 12424-2024 FSC-klagomål.docx
@@ -694,7 +694,7 @@
     <w:r>
       <w:tab/>
       <w:tab/>
-      <w:t>2026-08-28</w:t>
+      <w:t>2026-08-29</w:t>
       <w:br/>
       <w:br/>
     </w:r>

--- a/klagomål/A 12424-2024 FSC-klagomål.docx
+++ b/klagomål/A 12424-2024 FSC-klagomål.docx
@@ -694,7 +694,7 @@
     <w:r>
       <w:tab/>
       <w:tab/>
-      <w:t>2026-08-29</w:t>
+      <w:t>2026-08-31</w:t>
       <w:br/>
       <w:br/>
     </w:r>

--- a/klagomål/A 12424-2024 FSC-klagomål.docx
+++ b/klagomål/A 12424-2024 FSC-klagomål.docx
@@ -694,7 +694,7 @@
     <w:r>
       <w:tab/>
       <w:tab/>
-      <w:t>2026-08-31</w:t>
+      <w:t>2026-09-01</w:t>
       <w:br/>
       <w:br/>
     </w:r>

--- a/klagomål/A 12424-2024 FSC-klagomål.docx
+++ b/klagomål/A 12424-2024 FSC-klagomål.docx
@@ -694,7 +694,7 @@
     <w:r>
       <w:tab/>
       <w:tab/>
-      <w:t>2026-09-01</w:t>
+      <w:t>2026-09-02</w:t>
       <w:br/>
       <w:br/>
     </w:r>

--- a/klagomål/A 12424-2024 FSC-klagomål.docx
+++ b/klagomål/A 12424-2024 FSC-klagomål.docx
@@ -694,7 +694,7 @@
     <w:r>
       <w:tab/>
       <w:tab/>
-      <w:t>2026-09-02</w:t>
+      <w:t>2026-09-03</w:t>
       <w:br/>
       <w:br/>
     </w:r>

--- a/klagomål/A 12424-2024 FSC-klagomål.docx
+++ b/klagomål/A 12424-2024 FSC-klagomål.docx
@@ -694,7 +694,7 @@
     <w:r>
       <w:tab/>
       <w:tab/>
-      <w:t>2026-09-03</w:t>
+      <w:t>2026-09-04</w:t>
       <w:br/>
       <w:br/>
     </w:r>

--- a/klagomål/A 12424-2024 FSC-klagomål.docx
+++ b/klagomål/A 12424-2024 FSC-klagomål.docx
@@ -694,7 +694,7 @@
     <w:r>
       <w:tab/>
       <w:tab/>
-      <w:t>2026-09-04</w:t>
+      <w:t>2026-09-05</w:t>
       <w:br/>
       <w:br/>
     </w:r>
